--- a/testdata/docx/images.docx
+++ b/testdata/docx/images.docx
@@ -70,6 +70,14 @@
       <w:lvlRestart w:val="0"/>
     </w:lvl>
   </w:abstractNum>
+  <w:abstractNum w:abstractNumId="2">
+    <w:lvl w:ilvl="0">
+      <w:start w:val="1"/>
+      <w:numFmt w:val="bullet"/>
+      <w:lvlText w:val="x"/>
+      <w:lvlPicBulletId w:val="7"/>
+    </w:lvl>
+  </w:abstractNum>
   <w:num w:numId="10">
     <w:abstractNumId w:val="1"/>
   </w:num>
@@ -78,6 +86,9 @@
     <w:lvlOverride w:ilvl="0">
       <w:startOverride w:val="3"/>
     </w:lvlOverride>
+  </w:num>
+  <w:num w:numId="12">
+    <w:abstractNumId w:val="2"/>
   </w:num>
 </w:numbering>
 </file>

--- a/testdata/docx/images.docx
+++ b/testdata/docx/images.docx
@@ -35,6 +35,36 @@
               </a:graphicData>
             </a:graphic>
           </wp:anchor>
+        </w:drawing>
+      </w:r>
+    </w:p>
+    <w:p>
+      <w:r>
+        <w:drawing>
+          <wp:inline xmlns:wp="http://schemas.openxmlformats.org/drawingml/2006/wordprocessingDrawing">
+            <wp:extent cx="635000" cy="635000"/>
+            <wp:docPr id="3" name="Missing" descr="Missing alt"/>
+            <a:graphic xmlns:a="http://schemas.openxmlformats.org/drawingml/2006/main">
+              <a:graphicData>
+                <a:blip r:embed="rMissing"/>
+              </a:graphicData>
+            </a:graphic>
+          </wp:inline>
+        </w:drawing>
+      </w:r>
+    </w:p>
+    <w:p>
+      <w:r>
+        <w:drawing>
+          <wp:inline xmlns:wp="http://schemas.openxmlformats.org/drawingml/2006/wordprocessingDrawing">
+            <wp:extent cx="635000" cy="635000"/>
+            <wp:docPr id="4" name="External"/>
+            <a:graphic xmlns:a="http://schemas.openxmlformats.org/drawingml/2006/main">
+              <a:graphicData>
+                <a:blip r:embed="rExternal"/>
+              </a:graphicData>
+            </a:graphic>
+          </wp:inline>
         </w:drawing>
       </w:r>
     </w:p>

--- a/testdata/docx/images.docx
+++ b/testdata/docx/images.docx
@@ -66,6 +66,15 @@
             </a:graphic>
           </wp:inline>
         </w:drawing>
+      </w:r>
+    </w:p>
+    <w:p>
+      <w:r>
+        <w:t>Office art policy</w:t>
+        <w:pict>
+          <v:rect style="width:72pt;height:1pt"/>
+        </w:pict>
+        <w:drawing/>
       </w:r>
     </w:p>
     <w:sectPr>
